--- a/content/blog/kak-pozdorovatsya-po-kitajski.DZEN.docx
+++ b/content/blog/kak-pozdorovatsya-po-kitajski.DZEN.docx
@@ -103,7 +103,7 @@
           <w:sz w:val="16"/>
           <w:szCs w:val="16"/>
         </w:rPr>
-        <w:t xml:space="preserve">▲ обложка поста (на канале — анимированная)</w:t>
+        <w:t xml:space="preserve">▲ обложка статьи (на канале — анимированная)</w:t>
       </w:r>
     </w:p>
     <w:p>
@@ -116,13 +116,161 @@
           <w:sz w:val="24"/>
           <w:szCs w:val="24"/>
         </w:rPr>
-        <w:t xml:space="preserve">Почти все, кто начинает учить китайский, первым делом узнают слово 你好 (nǐ hǎo). И это правильно — оно и правда универсальное. Но поздороваться в Китае можно по-разному, и уместное приветствие сразу выдаёт того, кто чувствует язык. Давайте разберём главные — от самого простого до вежливого.</w:t>
+        <w:t xml:space="preserve">Почти все, кто начинает учить китайский, первым делом узнают слово 你好 (nǐ hǎo). И это правильно — оно и правда универсальное. Но поздороваться в Китае можно по-разному, и уместное приветствие сразу выдаёт того, кто чувствует язык. За годы преподавания я заметила: стоит человеку освоить несколько разных приветствий — и говорить становится куда увереннее. Давайте разберём главные — от самого простого до вежливого.</w:t>
+      </w:r>
+    </w:p>
+    <w:p>
+      <w:pPr>
+        <w:spacing w:after="70" w:before="200"/>
+      </w:pPr>
+      <w:r>
+        <w:rPr>
+          <w:b/>
+          <w:bCs/>
+          <w:color w:val="2C2420"/>
+          <w:sz w:val="23"/>
+          <w:szCs w:val="23"/>
+        </w:rPr>
+        <w:t xml:space="preserve">Кому будет полезна статья</w:t>
+      </w:r>
+    </w:p>
+    <w:p>
+      <w:pPr>
+        <w:spacing w:after="150"/>
+      </w:pPr>
+      <w:r>
+        <w:rPr>
+          <w:color w:val="5A4F45"/>
+          <w:sz w:val="22"/>
+          <w:szCs w:val="22"/>
+        </w:rPr>
+        <w:t xml:space="preserve">Тем, кто только начинает учить китайский или собирается в поездку, и всем, кому хочется звучать естественно, а не как фраза из учебника.</w:t>
+      </w:r>
+    </w:p>
+    <w:p>
+      <w:pPr>
+        <w:spacing w:after="70" w:before="200"/>
+      </w:pPr>
+      <w:r>
+        <w:rPr>
+          <w:b/>
+          <w:bCs/>
+          <w:color w:val="2C2420"/>
+          <w:sz w:val="23"/>
+          <w:szCs w:val="23"/>
+        </w:rPr>
+        <w:t xml:space="preserve">Что вы узнаете</w:t>
+      </w:r>
+    </w:p>
+    <w:p>
+      <w:pPr>
+        <w:spacing w:after="70"/>
+      </w:pPr>
+      <w:r>
+        <w:rPr>
+          <w:b/>
+          <w:bCs/>
+          <w:color w:val="A41E3A"/>
+          <w:sz w:val="22"/>
+          <w:szCs w:val="22"/>
+        </w:rPr>
+        <w:t xml:space="preserve">1.  </w:t>
+      </w:r>
+      <w:r>
+        <w:rPr>
+          <w:color w:val="2C2420"/>
+          <w:sz w:val="22"/>
+          <w:szCs w:val="22"/>
+        </w:rPr>
+        <w:t xml:space="preserve">Чем 你好 отличается от вежливого 您好</w:t>
+      </w:r>
+    </w:p>
+    <w:p>
+      <w:pPr>
+        <w:spacing w:after="70"/>
+      </w:pPr>
+      <w:r>
+        <w:rPr>
+          <w:b/>
+          <w:bCs/>
+          <w:color w:val="A41E3A"/>
+          <w:sz w:val="22"/>
+          <w:szCs w:val="22"/>
+        </w:rPr>
+        <w:t xml:space="preserve">2.  </w:t>
+      </w:r>
+      <w:r>
+        <w:rPr>
+          <w:color w:val="2C2420"/>
+          <w:sz w:val="22"/>
+          <w:szCs w:val="22"/>
+        </w:rPr>
+        <w:t xml:space="preserve">Как здороваются утром и вечером</w:t>
+      </w:r>
+    </w:p>
+    <w:p>
+      <w:pPr>
+        <w:spacing w:after="70"/>
+      </w:pPr>
+      <w:r>
+        <w:rPr>
+          <w:b/>
+          <w:bCs/>
+          <w:color w:val="A41E3A"/>
+          <w:sz w:val="22"/>
+          <w:szCs w:val="22"/>
+        </w:rPr>
+        <w:t xml:space="preserve">3.  </w:t>
+      </w:r>
+      <w:r>
+        <w:rPr>
+          <w:color w:val="2C2420"/>
+          <w:sz w:val="22"/>
+          <w:szCs w:val="22"/>
+        </w:rPr>
+        <w:t xml:space="preserve">Что китайцы говорят вместо «как дела»</w:t>
+      </w:r>
+    </w:p>
+    <w:p>
+      <w:pPr>
+        <w:spacing w:after="70"/>
+      </w:pPr>
+      <w:r>
+        <w:rPr>
+          <w:b/>
+          <w:bCs/>
+          <w:color w:val="A41E3A"/>
+          <w:sz w:val="22"/>
+          <w:szCs w:val="22"/>
+        </w:rPr>
+        <w:t xml:space="preserve">4.  </w:t>
+      </w:r>
+      <w:r>
+        <w:rPr>
+          <w:color w:val="2C2420"/>
+          <w:sz w:val="22"/>
+          <w:szCs w:val="22"/>
+        </w:rPr>
+        <w:t xml:space="preserve">Нужно ли кланяться и жать руку</w:t>
+      </w:r>
+    </w:p>
+    <w:p>
+      <w:pPr>
+        <w:spacing w:after="150"/>
+      </w:pPr>
+      <w:r>
+        <w:rPr>
+          <w:color w:val="5A4F45"/>
+          <w:sz w:val="22"/>
+          <w:szCs w:val="22"/>
+        </w:rPr>
+        <w:t xml:space="preserve">Начнём с самого главного слова, а дальше — всё по порядку.</w:t>
       </w:r>
     </w:p>
     <w:p>
       <w:pPr>
         <w:pStyle w:val="Heading1"/>
-        <w:spacing w:after="120" w:before="340"/>
+        <w:spacing w:after="120" w:before="360"/>
       </w:pPr>
       <w:r>
         <w:rPr>
@@ -170,13 +318,13 @@
           <w:sz w:val="22"/>
           <w:szCs w:val="22"/>
         </w:rPr>
-        <w:t xml:space="preserve">А вот когда хочется проявить уважение — к старшему, к клиенту, к преподавателю, — говорят 您好 (nín hǎo). Здесь 您 (nín) — это вежливое «Вы». Разница как между «привет» и «здравствуйте»: одна буква, а звучит совсем иначе.</w:t>
+        <w:t xml:space="preserve">А вот когда хочется проявить уважение — к старшему, к клиенту, к преподавателю, — говорят 您好 (nín hǎo). Здесь 您 (nín) — это вежливое «Вы». Разница как между «привет» и «здравствуйте»: меняется одно слово, а звучит совсем иначе. В Китае к вежливости относятся внимательно, так что 您好 стоит держать наготове.</w:t>
       </w:r>
     </w:p>
     <w:p>
       <w:pPr>
         <w:pStyle w:val="Heading1"/>
-        <w:spacing w:after="120" w:before="340"/>
+        <w:spacing w:after="120" w:before="360"/>
       </w:pPr>
       <w:r>
         <w:rPr>
@@ -211,13 +359,26 @@
           <w:sz w:val="22"/>
           <w:szCs w:val="22"/>
         </w:rPr>
-        <w:t xml:space="preserve">Как и у нас, в Китае здороваются по времени дня. Утром говорят 早上好 (zǎoshang hǎo) — «доброе утро», а вечером — 晚上好 (wǎnshang hǎo), «добрый вечер». Есть и совсем короткое дружеское 早 (zǎo) — просто «утро», как наше «доброе!».</w:t>
+        <w:t xml:space="preserve">Как и у нас, в Китае здороваются по времени дня. Утром говорят 早上好 (zǎoshang hǎo) — «доброе утро», а вечером — 晚上好 (wǎnshang hǎo), «добрый вечер». Есть и совсем короткое дружеское 早 (zǎo) — просто «утро», как наше бодрое «доброе!».</w:t>
+      </w:r>
+    </w:p>
+    <w:p>
+      <w:pPr>
+        <w:spacing w:after="150"/>
+      </w:pPr>
+      <w:r>
+        <w:rPr>
+          <w:color w:val="5A4F45"/>
+          <w:sz w:val="22"/>
+          <w:szCs w:val="22"/>
+        </w:rPr>
+        <w:t xml:space="preserve">Такие приветствия звучат тепло и по-домашнему. Они хорошо показывают, что вы не просто вызубрили одну фразу, а понимаете, как язык живёт в быту.</w:t>
       </w:r>
     </w:p>
     <w:p>
       <w:pPr>
         <w:pStyle w:val="Heading1"/>
-        <w:spacing w:after="120" w:before="340"/>
+        <w:spacing w:after="120" w:before="360"/>
       </w:pPr>
       <w:r>
         <w:rPr>
@@ -265,13 +426,13 @@
           <w:sz w:val="22"/>
           <w:szCs w:val="22"/>
         </w:rPr>
-        <w:t xml:space="preserve">А есть и совсем неожиданное для нас приветствие — 吃了吗？(chī le ma), дословно «поел?». Это не приглашение на обед, а просто тёплый способ спросить «как ты?», уходящий корнями в те времена, когда сытость была главной заботой. У молодёжи же в ходу заимствованные 哈喽 (hālóu) и 嗨 (hāi) — те самые «hello» и «hi».</w:t>
+        <w:t xml:space="preserve">А есть и совсем неожиданное для нас приветствие — 吃了吗？(chī le ma), дословно «поел?». Это не приглашение на обед, а просто тёплый способ спросить «как ты?», уходящий корнями в те времена, когда сытость была главной заботой. У молодёжи же в ходу заимствованные 哈喽 (hālóu) и 嗨 (hāi) — те самые «hello» и «hi». Как видите, живой язык всегда чуть богаче учебника.</w:t>
       </w:r>
     </w:p>
     <w:p>
       <w:pPr>
         <w:pStyle w:val="Heading1"/>
-        <w:spacing w:after="120" w:before="340"/>
+        <w:spacing w:after="120" w:before="360"/>
       </w:pPr>
       <w:r>
         <w:rPr>
@@ -306,22 +467,68 @@
           <w:sz w:val="22"/>
           <w:szCs w:val="22"/>
         </w:rPr>
-        <w:t xml:space="preserve">И напоследок про тело, а не слова. В Китае при встрече обычно улыбаются, кивают или машут рукой. Поклоны — это про Японию и Корею, а не про Китай, так что кланяться не нужно. В деловой обстановке принято лёгкое рукопожатие. А самое тёплое приветствие — это искренняя улыбка: она понятна без перевода.</w:t>
-      </w:r>
-    </w:p>
-    <w:p>
-      <w:pPr>
-        <w:spacing w:after="120" w:before="120"/>
+        <w:t xml:space="preserve">И напоследок про тело, а не слова. В Китае при встрече обычно улыбаются, кивают или машут рукой. Поклоны — это про Японию и Корею, а не про Китай, так что кланяться не нужно. В деловой обстановке принято лёгкое рукопожатие.</w:t>
+      </w:r>
+    </w:p>
+    <w:p>
+      <w:pPr>
+        <w:spacing w:after="150"/>
+      </w:pPr>
+      <w:r>
+        <w:rPr>
+          <w:color w:val="5A4F45"/>
+          <w:sz w:val="22"/>
+          <w:szCs w:val="22"/>
+        </w:rPr>
+        <w:t xml:space="preserve">А самое тёплое приветствие — это искренняя улыбка: она понятна без перевода. И знаете, что мне здесь особенно нравится? С приветствия начинается не только разговор, но и всё изучение языка. Скажешь 你好 — и Китай уже чуть ближе.</w:t>
+      </w:r>
+    </w:p>
+    <w:p>
+      <w:pPr>
+        <w:spacing w:after="120" w:before="280"/>
       </w:pPr>
       <w:r>
         <w:rPr>
           <w:i/>
           <w:iCs/>
-          <w:color w:val="A41E3A"/>
+          <w:color w:val="2C2420"/>
           <w:sz w:val="23"/>
           <w:szCs w:val="23"/>
         </w:rPr>
-        <w:t xml:space="preserve">А какое приветствие понравилось вам больше всего? Попробуйте написать 你好 в комментариях — и вы уже сказали своё первое слово по-китайски!</w:t>
+        <w:t xml:space="preserve">«Вежливости много не бывает», — говорят китайцы: </w:t>
+      </w:r>
+      <w:r>
+        <w:rPr>
+          <w:color w:val="A41E3A"/>
+          <w:sz w:val="23"/>
+          <w:szCs w:val="23"/>
+        </w:rPr>
+        <w:t xml:space="preserve">礼多人不怪</w:t>
+      </w:r>
+      <w:r>
+        <w:rPr>
+          <w:i/>
+          <w:iCs/>
+          <w:color w:val="2C2420"/>
+          <w:sz w:val="23"/>
+          <w:szCs w:val="23"/>
+        </w:rPr>
+        <w:t xml:space="preserve">. С приветствий это правило и начинается.</w:t>
+      </w:r>
+    </w:p>
+    <w:p>
+      <w:pPr>
+        <w:spacing w:after="120" w:before="120"/>
+      </w:pPr>
+      <w:r>
+        <w:rPr>
+          <w:i/>
+          <w:iCs/>
+          <w:color w:val="A41E3A"/>
+          <w:sz w:val="23"/>
+          <w:szCs w:val="23"/>
+        </w:rPr>
+        <w:t xml:space="preserve">А теперь попробуйте: напишите 你好 в комментариях — и вы уже сказали своё первое слово по-китайски!</w:t>
       </w:r>
     </w:p>
     <w:p>
@@ -329,7 +536,7 @@
         <w:pBdr>
           <w:top w:val="single" w:color="EAE3D8" w:sz="4" w:space="8"/>
         </w:pBdr>
-        <w:spacing w:after="40" w:before="160"/>
+        <w:spacing w:after="40" w:before="120"/>
       </w:pPr>
       <w:r>
         <w:rPr>
